--- a/暑假作业/已排版文件/廉江市实验学校2025-2026学年度第二学期语文一暑假作业.docx
+++ b/暑假作业/已排版文件/廉江市实验学校2025-2026学年度第二学期语文一暑假作业.docx
@@ -12445,37 +12445,34 @@
   <w:p>
     <w:pPr>
       <w:pStyle w:val="Footer"/>
-      <w:tabs>
-        <w:tab w:val="right" w:pos="8515"/>
-      </w:tabs>
-      <w:jc w:val="left"/>
+      <w:jc w:val="center"/>
     </w:pPr>
     <w:r>
-      <w:rPr>
-        <w:rFonts w:ascii="宋体" w:hAnsi="宋体" w:eastAsia="宋体"/>
-        <w:b w:val="0"/>
+      <w:t xml:space="preserve">语文  </w:t>
+    </w:r>
+    <w:r>
+      <w:t>第</w:t>
+    </w:r>
+    <w:r>
+      <w:fldChar w:fldCharType="begin"/>
+    </w:r>
+    <w:r>
+      <w:rPr>
+        <w:rFonts w:ascii="等线" w:hAnsi="等线" w:eastAsia="等线"/>
+        <w:b/>
         <w:sz w:val="21"/>
         <w:u w:val="none"/>
         <w:color w:val="000000"/>
       </w:rPr>
-      <w:t>测试左页脚</w:t>
+      <w:instrText xml:space="preserve"> PAGE </w:instrText>
     </w:r>
     <w:r>
-      <w:rPr>
-        <w:color w:val="000000"/>
-      </w:rPr>
-      <w:t xml:space="preserve">语文  </w:t>
+      <w:fldChar w:fldCharType="end"/>
     </w:r>
     <w:r>
-      <w:rPr>
-        <w:color w:val="000000"/>
-      </w:rPr>
-      <w:t>第</w:t>
+      <w:t>页  共</w:t>
     </w:r>
     <w:r>
-      <w:rPr>
-        <w:color w:val="000000"/>
-      </w:rPr>
       <w:fldChar w:fldCharType="begin"/>
     </w:r>
     <w:r>
@@ -12486,63 +12483,13 @@
         <w:u w:val="none"/>
         <w:color w:val="000000"/>
       </w:rPr>
-      <w:instrText xml:space="preserve"> PAGE </w:instrText>
+      <w:instrText xml:space="preserve"> NUMPAGES </w:instrText>
     </w:r>
     <w:r>
-      <w:rPr>
-        <w:color w:val="000000"/>
-      </w:rPr>
       <w:fldChar w:fldCharType="end"/>
     </w:r>
     <w:r>
-      <w:rPr>
-        <w:color w:val="000000"/>
-      </w:rPr>
-      <w:t>页  共</w:t>
-    </w:r>
-    <w:r>
-      <w:rPr>
-        <w:color w:val="000000"/>
-      </w:rPr>
-      <w:fldChar w:fldCharType="begin"/>
-    </w:r>
-    <w:r>
-      <w:rPr>
-        <w:rFonts w:ascii="等线" w:hAnsi="等线" w:eastAsia="等线"/>
-        <w:b/>
-        <w:sz w:val="21"/>
-        <w:u w:val="none"/>
-        <w:color w:val="000000"/>
-      </w:rPr>
-      <w:instrText xml:space="preserve"> NUMPAGES </w:instrText>
-    </w:r>
-    <w:r>
-      <w:rPr>
-        <w:color w:val="000000"/>
-      </w:rPr>
-      <w:fldChar w:fldCharType="end"/>
-    </w:r>
-    <w:r>
-      <w:rPr>
-        <w:color w:val="000000"/>
-      </w:rPr>
       <w:t>页</w:t>
-    </w:r>
-    <w:r>
-      <w:rPr>
-        <w:color w:val="000000"/>
-      </w:rPr>
-      <w:tab/>
-    </w:r>
-    <w:r>
-      <w:rPr>
-        <w:rFonts w:ascii="宋体" w:hAnsi="宋体" w:eastAsia="宋体"/>
-        <w:b w:val="0"/>
-        <w:sz w:val="21"/>
-        <w:u w:val="none"/>
-        <w:color w:val="000000"/>
-      </w:rPr>
-      <w:t>测试右页脚</w:t>
     </w:r>
   </w:p>
 </w:ftr>
@@ -12560,9 +12507,7 @@
     </w:pPr>
     <w:r>
       <w:rPr>
-        <w:rFonts w:ascii="宋体" w:hAnsi="宋体" w:eastAsia="宋体"/>
         <w:b w:val="0"/>
-        <w:sz w:val="21"/>
         <w:u w:val="none"/>
       </w:rPr>
       <w:t>测试左页眉</w:t>
@@ -12572,9 +12517,7 @@
     </w:r>
     <w:r>
       <w:rPr>
-        <w:rFonts w:ascii="宋体" w:hAnsi="宋体" w:eastAsia="宋体"/>
         <w:b w:val="0"/>
-        <w:sz w:val="21"/>
         <w:u w:val="none"/>
       </w:rPr>
       <w:t>测试右页眉</w:t>
